--- a/docs/guides/Delphi App Translation Studio User Guide.docx
+++ b/docs/guides/Delphi App Translation Studio User Guide.docx
@@ -110,9 +110,9 @@
           <w:color w:val="5D7693"/>
           <w:sz w:val="22"/>
         </w:rPr>
-        <w:t>Version 1.0</w:t>
+        <w:t>Version 1.0.0</w:t>
         <w:br/>
-        <w:t>Last changed: September 3, 2026</w:t>
+        <w:t>Last changed: September 30, 2026</w:t>
         <w:br/>
         <w:t>Windows • Delphi VCL and FireMonkey • Win32 and Win64</w:t>
       </w:r>
@@ -258,7 +258,7 @@
                 <w:color w:val="234C80"/>
                 <w:sz w:val="18"/>
               </w:rPr>
-              <w:t>3. Get the Studio from GitHub</w:t>
+              <w:t>3. Get the Studio</w:t>
             </w:r>
           </w:p>
         </w:tc>
@@ -300,7 +300,7 @@
                 <w:color w:val="234C80"/>
                 <w:sz w:val="18"/>
               </w:rPr>
-              <w:t>4. Build and Open the Studio</w:t>
+              <w:t>4. Open or Build the Studio</w:t>
             </w:r>
           </w:p>
         </w:tc>
@@ -1694,7 +1694,7 @@
     </w:p>
     <w:p>
       <w:r>
-        <w:t>Welcome to Delphi App Translation Studio. This guide is here to help you take a Delphi application from its original language to a tested, offline multilingual build without making you guess what happens next. It follows the current Pascal source, FMX form definitions, package projects, scanner contracts, provider code, workspace code, and verified application behavior as of September 3, 2026. The same workflow supports VCL and FireMonkey applications.</w:t>
+        <w:t>Welcome to Delphi App Translation Studio. This guide is here to help you take a Delphi application from its original language to a tested, offline multilingual build without making you guess what happens next. It follows the current Pascal source, FMX form definitions, package projects, scanner contracts, provider code, workspace code, and verified application behavior as of September 30, 2026. The same workflow supports VCL and FireMonkey applications.</w:t>
       </w:r>
     </w:p>
     <w:p>
@@ -1704,7 +1704,7 @@
     </w:p>
     <w:p>
       <w:r>
-        <w:t>The Studio is currently distributed as source rather than through an installer. That gives you full visibility into what you are building, but it also means the first setup includes a few Delphi steps. They are all explained here. For your first run, work with a disposable copy of your application until it passes the verification checklist in Chapter 34.</w:t>
+        <w:t>The Studio is distributed in a versioned ZIP with compiled Win32 and Win64 Release applications, matching component packages, source, samples, and guides. There is no separate installer. For your first run, work with a backed-up project copy until it passes the verification checklist in Chapter 34.</w:t>
       </w:r>
     </w:p>
     <w:tbl>
@@ -2305,7 +2305,7 @@
           </w:tcPr>
           <w:p>
             <w:r>
-              <w:t>RAD Studio 12 Athens or RAD Studio 13 Florence. The verified RAD Studio 13 toolchain is under C:\Program Files (x86)\Embarcadero\Studio\37.0\bin.</w:t>
+              <w:t>RAD Studio 13 Florence (the validated version 1.0.0 toolchain) is under C:\Program Files (x86)\Embarcadero\Studio\37.0\bin.</w:t>
             </w:r>
           </w:p>
         </w:tc>
@@ -2497,12 +2497,12 @@
         <w:pStyle w:val="Heading1"/>
       </w:pPr>
       <w:r>
-        <w:t>3. Get the Studio from GitHub</w:t>
+        <w:t>3. Get the Studio</w:t>
       </w:r>
     </w:p>
     <w:p>
       <w:r>
-        <w:t>Start at https://delphitranslate.github.io/downloads.html, where the current Beta source ZIP and matching guides are kept together. The official repository is https://github.com/delphitranslate/delphitranslate.github.io. Download the whole repository so the Delphi projects, packages, runtime units, images, localization files, tests, tools, and documentation stay together in the folder structure they expect.</w:t>
+        <w:t>Start at https://delphitranslate.github.io/downloads.html, where the version 1.0.0 production ZIP and matching guides are kept together. The official source repository is https://github.com/delphitranslate/delphitranslate.github.io. Download the complete versioned ZIP for compiled Studio applications, matched packages, source, samples, and guides; a GitHub source snapshot may omit compiled binaries.</w:t>
       </w:r>
     </w:p>
     <w:p>
@@ -2527,7 +2527,7 @@
         </w:numPr>
       </w:pPr>
       <w:r>
-        <w:t>Open the repository URL in your browser.</w:t>
+        <w:t>Open https://delphitranslate.github.io/downloads.html in your browser and read the linked User and Setup Wizard guides.</w:t>
       </w:r>
     </w:p>
     <w:p>
@@ -2539,7 +2539,7 @@
         </w:numPr>
       </w:pPr>
       <w:r>
-        <w:t>Use the branch selector to choose the published beta or release branch specified on the repository page. If a signed release is available, prefer its release tag; otherwise use the public beta branch or main branch identified by the project owner.</w:t>
+        <w:t>Choose Download version 1.0.0 ZIP. If you need repository source instead, use the GitHub release tag when available or the main branch; repository snapshots do not necessarily contain prebuilt binaries.</w:t>
       </w:r>
     </w:p>
     <w:p>
@@ -2551,7 +2551,7 @@
         </w:numPr>
       </w:pPr>
       <w:r>
-        <w:t>Choose Code, then Download ZIP.</w:t>
+        <w:t>Keep the complete versioned ZIP together; do not download isolated PAS, DPK, BPL, or JSON files.</w:t>
       </w:r>
     </w:p>
     <w:p>
@@ -2587,7 +2587,7 @@
         </w:numPr>
       </w:pPr>
       <w:r>
-        <w:t>Open the extracted root and make sure you can see DelphiAppTranslationStudio.dproj together with the source, packages, Localization, docs, tools, and images and icons folders. If those are present, you have the complete source tree.</w:t>
+        <w:t>Open the extracted root and make sure you can see DelphiAppTranslationStudio.dproj together with README.md, bin, source, packages, docs, and samples. If those are present, you have the complete release package.</w:t>
       </w:r>
     </w:p>
     <w:p>
@@ -2624,7 +2624,7 @@
         <w:pStyle w:val="ListBullet"/>
       </w:pPr>
       <w:r>
-        <w:t>Do not treat bin as an installer. Local executables and BPLs must match the active RAD Studio toolchain.</w:t>
+        <w:t>Do not treat the release ZIP as a Windows installer. Extract it to a normal folder, keeping the executable and matching packages together.</w:t>
       </w:r>
     </w:p>
     <w:p>
@@ -2632,7 +2632,7 @@
         <w:pStyle w:val="ListBullet"/>
       </w:pPr>
       <w:r>
-        <w:t>Do not install a .dpk through Install Component. Build the package and add the Win32 design BPL through Component &gt; Install Packages.</w:t>
+        <w:t>Do not install a .dpk through Install Component. Add the supplied Win32 design BPL through Component &gt; Install Packages.</w:t>
       </w:r>
     </w:p>
     <w:p>
@@ -2640,7 +2640,7 @@
         <w:pStyle w:val="ListBullet"/>
       </w:pPr>
       <w:r>
-        <w:t>Do not rely on an older source-distribution ZIP if its date predates the selected repository branch. The full branch archive is authoritative until a signed release package is published.</w:t>
+        <w:t>Do not mix executable, source, or BPL files from different release ZIPs. Use the complete versioned package.</w:t>
       </w:r>
     </w:p>
     <w:p>
@@ -2648,12 +2648,12 @@
         <w:pStyle w:val="Heading1"/>
       </w:pPr>
       <w:r>
-        <w:t>4. Build and Open the Studio</w:t>
+        <w:t>4. Open or Build the Studio</w:t>
       </w:r>
     </w:p>
     <w:p>
       <w:r>
-        <w:t>Once the repository is extracted, building the Studio is a normal Delphi project build. Win32 Release is the friendliest first choice because the design-time packages also use Win32. All examples that follow use RAD Studio 13 Florence.</w:t>
+        <w:t>The production ZIP includes freshly built Win32 and Win64 Release Studio executables. Run the matching executable from bin\Win32\Release or bin\Win64\Release. Rebuilding from source is optional and requires RAD Studio 13 Florence.</w:t>
       </w:r>
     </w:p>
     <w:p>
@@ -2665,7 +2665,7 @@
         </w:numPr>
       </w:pPr>
       <w:r>
-        <w:t>Start RAD Studio 13 Florence.</w:t>
+        <w:t>For a source rebuild, start RAD Studio 13 Florence. Skip these build steps if you use the supplied Release executable.</w:t>
       </w:r>
     </w:p>
     <w:p>
@@ -2813,7 +2813,7 @@
         </w:numPr>
       </w:pPr>
       <w:r>
-        <w:t>Build the matching DAT runtime and design packages from the Studio repository.</w:t>
+        <w:t>Use the matching DAT runtime and design packages supplied in the same release ZIP, or rebuild the full set together from source.</w:t>
       </w:r>
     </w:p>
     <w:p>
